--- a/deliverables/word-reports/docx/Отчет_ЛР2_вариант1_Мегерян_Сергей_Сергеевич.docx
+++ b/deliverables/word-reports/docx/Отчет_ЛР2_вариант1_Мегерян_Сергей_Сергеевич.docx
@@ -154,11 +154,161 @@
         <w:br w:type="page"/>
       </w:r>
     </w:p>
+    <w:p>
+      <w:pPr>
+        <w:spacing w:before="240" w:after="120"/>
+        <w:ind w:firstLine="0"/>
+      </w:pPr>
+      <w:r>
+        <w:rPr>
+          <w:rFonts w:ascii="Times New Roman" w:hAnsi="Times New Roman" w:eastAsia="Times New Roman"/>
+          <w:b/>
+          <w:sz w:val="32"/>
+        </w:rPr>
+        <w:t>Содержание</w:t>
+      </w:r>
+    </w:p>
+    <w:p>
+      <w:pPr>
+        <w:spacing w:line="288" w:lineRule="auto"/>
+        <w:ind w:left="0" w:firstLine="0"/>
+      </w:pPr>
+      <w:r>
+        <w:rPr>
+          <w:rFonts w:ascii="Times New Roman" w:hAnsi="Times New Roman" w:eastAsia="Times New Roman"/>
+          <w:sz w:val="28"/>
+        </w:rPr>
+        <w:t>Тема</w:t>
+      </w:r>
+    </w:p>
+    <w:p>
+      <w:pPr>
+        <w:spacing w:line="288" w:lineRule="auto"/>
+        <w:ind w:left="0" w:firstLine="0"/>
+      </w:pPr>
+      <w:r>
+        <w:rPr>
+          <w:rFonts w:ascii="Times New Roman" w:hAnsi="Times New Roman" w:eastAsia="Times New Roman"/>
+          <w:sz w:val="28"/>
+        </w:rPr>
+        <w:t>Цель работы</w:t>
+      </w:r>
+    </w:p>
+    <w:p>
+      <w:pPr>
+        <w:spacing w:line="288" w:lineRule="auto"/>
+        <w:ind w:left="0" w:firstLine="0"/>
+      </w:pPr>
+      <w:r>
+        <w:rPr>
+          <w:rFonts w:ascii="Times New Roman" w:hAnsi="Times New Roman" w:eastAsia="Times New Roman"/>
+          <w:sz w:val="28"/>
+        </w:rPr>
+        <w:t>Оборудование</w:t>
+      </w:r>
+    </w:p>
+    <w:p>
+      <w:pPr>
+        <w:spacing w:line="288" w:lineRule="auto"/>
+        <w:ind w:left="0" w:firstLine="0"/>
+      </w:pPr>
+      <w:r>
+        <w:rPr>
+          <w:rFonts w:ascii="Times New Roman" w:hAnsi="Times New Roman" w:eastAsia="Times New Roman"/>
+          <w:sz w:val="28"/>
+        </w:rPr>
+        <w:t>Схема подключения</w:t>
+      </w:r>
+    </w:p>
+    <w:p>
+      <w:pPr>
+        <w:spacing w:line="288" w:lineRule="auto"/>
+        <w:ind w:left="0" w:firstLine="0"/>
+      </w:pPr>
+      <w:r>
+        <w:rPr>
+          <w:rFonts w:ascii="Times New Roman" w:hAnsi="Times New Roman" w:eastAsia="Times New Roman"/>
+          <w:sz w:val="28"/>
+        </w:rPr>
+        <w:t>Описание алгоритма</w:t>
+      </w:r>
+    </w:p>
+    <w:p>
+      <w:pPr>
+        <w:spacing w:line="288" w:lineRule="auto"/>
+        <w:ind w:left="0" w:firstLine="0"/>
+      </w:pPr>
+      <w:r>
+        <w:rPr>
+          <w:rFonts w:ascii="Times New Roman" w:hAnsi="Times New Roman" w:eastAsia="Times New Roman"/>
+          <w:sz w:val="28"/>
+        </w:rPr>
+        <w:t>Основные формулы</w:t>
+      </w:r>
+    </w:p>
+    <w:p>
+      <w:pPr>
+        <w:spacing w:line="288" w:lineRule="auto"/>
+        <w:ind w:left="454" w:firstLine="0"/>
+      </w:pPr>
+      <w:r>
+        <w:rPr>
+          <w:rFonts w:ascii="Times New Roman" w:hAnsi="Times New Roman" w:eastAsia="Times New Roman"/>
+          <w:sz w:val="26"/>
+        </w:rPr>
+        <w:t>Преобразование к температуре</w:t>
+      </w:r>
+    </w:p>
+    <w:p>
+      <w:pPr>
+        <w:spacing w:line="288" w:lineRule="auto"/>
+        <w:ind w:left="454" w:firstLine="0"/>
+      </w:pPr>
+      <w:r>
+        <w:rPr>
+          <w:rFonts w:ascii="Times New Roman" w:hAnsi="Times New Roman" w:eastAsia="Times New Roman"/>
+          <w:sz w:val="26"/>
+        </w:rPr>
+        <w:t>Модифицированное скользящее среднее</w:t>
+      </w:r>
+    </w:p>
+    <w:p>
+      <w:pPr>
+        <w:spacing w:line="288" w:lineRule="auto"/>
+        <w:ind w:left="0" w:firstLine="0"/>
+      </w:pPr>
+      <w:r>
+        <w:rPr>
+          <w:rFonts w:ascii="Times New Roman" w:hAnsi="Times New Roman" w:eastAsia="Times New Roman"/>
+          <w:sz w:val="28"/>
+        </w:rPr>
+        <w:t>Результат работы программы</w:t>
+      </w:r>
+    </w:p>
+    <w:p>
+      <w:pPr>
+        <w:spacing w:line="288" w:lineRule="auto"/>
+        <w:ind w:left="0" w:firstLine="0"/>
+      </w:pPr>
+      <w:r>
+        <w:rPr>
+          <w:rFonts w:ascii="Times New Roman" w:hAnsi="Times New Roman" w:eastAsia="Times New Roman"/>
+          <w:sz w:val="28"/>
+        </w:rPr>
+        <w:t>Вывод</w:t>
+      </w:r>
+    </w:p>
+    <w:p>
+      <w:r>
+        <w:br w:type="page"/>
+      </w:r>
+    </w:p>
     <w:p/>
     <w:p/>
     <w:p>
       <w:pPr>
-        <w:spacing w:before="200" w:after="120"/>
+        <w:spacing w:before="240" w:after="120"/>
+        <w:ind w:firstLine="0"/>
       </w:pPr>
       <w:r>
         <w:rPr>
@@ -185,7 +335,8 @@
     <w:p/>
     <w:p>
       <w:pPr>
-        <w:spacing w:before="200" w:after="120"/>
+        <w:spacing w:before="240" w:after="120"/>
+        <w:ind w:firstLine="0"/>
       </w:pPr>
       <w:r>
         <w:rPr>
@@ -212,7 +363,8 @@
     <w:p/>
     <w:p>
       <w:pPr>
-        <w:spacing w:before="200" w:after="120"/>
+        <w:spacing w:before="240" w:after="120"/>
+        <w:ind w:firstLine="0"/>
       </w:pPr>
       <w:r>
         <w:rPr>
@@ -227,6 +379,8 @@
     <w:p>
       <w:pPr>
         <w:pStyle w:val="ListBullet"/>
+        <w:spacing w:line="360" w:lineRule="auto"/>
+        <w:ind w:firstLine="0"/>
       </w:pPr>
       <w:r>
         <w:rPr>
@@ -239,6 +393,8 @@
     <w:p>
       <w:pPr>
         <w:pStyle w:val="ListBullet"/>
+        <w:spacing w:line="360" w:lineRule="auto"/>
+        <w:ind w:firstLine="0"/>
       </w:pPr>
       <w:r>
         <w:rPr>
@@ -251,6 +407,8 @@
     <w:p>
       <w:pPr>
         <w:pStyle w:val="ListBullet"/>
+        <w:spacing w:line="360" w:lineRule="auto"/>
+        <w:ind w:firstLine="0"/>
       </w:pPr>
       <w:r>
         <w:rPr>
@@ -263,6 +421,8 @@
     <w:p>
       <w:pPr>
         <w:pStyle w:val="ListBullet"/>
+        <w:spacing w:line="360" w:lineRule="auto"/>
+        <w:ind w:firstLine="0"/>
       </w:pPr>
       <w:r>
         <w:rPr>
@@ -275,6 +435,8 @@
     <w:p>
       <w:pPr>
         <w:pStyle w:val="ListBullet"/>
+        <w:spacing w:line="360" w:lineRule="auto"/>
+        <w:ind w:firstLine="0"/>
       </w:pPr>
       <w:r>
         <w:rPr>
@@ -287,7 +449,8 @@
     <w:p/>
     <w:p>
       <w:pPr>
-        <w:spacing w:before="200" w:after="120"/>
+        <w:spacing w:before="240" w:after="120"/>
+        <w:ind w:firstLine="0"/>
       </w:pPr>
       <w:r>
         <w:rPr>
@@ -302,6 +465,8 @@
     <w:p>
       <w:pPr>
         <w:pStyle w:val="ListBullet"/>
+        <w:spacing w:line="360" w:lineRule="auto"/>
+        <w:ind w:firstLine="0"/>
       </w:pPr>
       <w:r>
         <w:rPr>
@@ -314,6 +479,8 @@
     <w:p>
       <w:pPr>
         <w:pStyle w:val="ListBullet"/>
+        <w:spacing w:line="360" w:lineRule="auto"/>
+        <w:ind w:firstLine="0"/>
       </w:pPr>
       <w:r>
         <w:rPr>
@@ -326,6 +493,8 @@
     <w:p>
       <w:pPr>
         <w:pStyle w:val="ListBullet"/>
+        <w:spacing w:line="360" w:lineRule="auto"/>
+        <w:ind w:firstLine="0"/>
       </w:pPr>
       <w:r>
         <w:rPr>
@@ -338,6 +507,8 @@
     <w:p>
       <w:pPr>
         <w:pStyle w:val="ListBullet"/>
+        <w:spacing w:line="360" w:lineRule="auto"/>
+        <w:ind w:firstLine="0"/>
       </w:pPr>
       <w:r>
         <w:rPr>
@@ -350,7 +521,8 @@
     <w:p/>
     <w:p>
       <w:pPr>
-        <w:spacing w:before="200" w:after="120"/>
+        <w:spacing w:before="240" w:after="120"/>
+        <w:ind w:firstLine="0"/>
       </w:pPr>
       <w:r>
         <w:rPr>
@@ -377,7 +549,8 @@
     <w:p/>
     <w:p>
       <w:pPr>
-        <w:spacing w:before="200" w:after="120"/>
+        <w:spacing w:before="240" w:after="120"/>
+        <w:ind w:firstLine="0"/>
       </w:pPr>
       <w:r>
         <w:rPr>
@@ -391,7 +564,8 @@
     <w:p/>
     <w:p>
       <w:pPr>
-        <w:spacing w:before="200" w:after="120"/>
+        <w:spacing w:before="160" w:after="120"/>
+        <w:ind w:firstLine="0"/>
       </w:pPr>
       <w:r>
         <w:rPr>
@@ -444,7 +618,8 @@
     <w:p/>
     <w:p>
       <w:pPr>
-        <w:spacing w:before="200" w:after="120"/>
+        <w:spacing w:before="160" w:after="120"/>
+        <w:ind w:firstLine="0"/>
       </w:pPr>
       <w:r>
         <w:rPr>
@@ -485,6 +660,8 @@
     <w:p>
       <w:pPr>
         <w:pStyle w:val="ListBullet"/>
+        <w:spacing w:line="360" w:lineRule="auto"/>
+        <w:ind w:firstLine="0"/>
       </w:pPr>
       <w:r>
         <w:rPr>
@@ -497,6 +674,8 @@
     <w:p>
       <w:pPr>
         <w:pStyle w:val="ListBullet"/>
+        <w:spacing w:line="360" w:lineRule="auto"/>
+        <w:ind w:firstLine="0"/>
       </w:pPr>
       <w:r>
         <w:rPr>
@@ -509,6 +688,8 @@
     <w:p>
       <w:pPr>
         <w:pStyle w:val="ListBullet"/>
+        <w:spacing w:line="360" w:lineRule="auto"/>
+        <w:ind w:firstLine="0"/>
       </w:pPr>
       <w:r>
         <w:rPr>
@@ -521,7 +702,8 @@
     <w:p/>
     <w:p>
       <w:pPr>
-        <w:spacing w:before="200" w:after="120"/>
+        <w:spacing w:before="240" w:after="120"/>
+        <w:ind w:firstLine="0"/>
       </w:pPr>
       <w:r>
         <w:rPr>
@@ -549,6 +731,8 @@
     <w:p>
       <w:pPr>
         <w:pStyle w:val="ListBullet"/>
+        <w:spacing w:line="360" w:lineRule="auto"/>
+        <w:ind w:firstLine="0"/>
       </w:pPr>
       <w:r>
         <w:rPr>
@@ -561,6 +745,8 @@
     <w:p>
       <w:pPr>
         <w:pStyle w:val="ListBullet"/>
+        <w:spacing w:line="360" w:lineRule="auto"/>
+        <w:ind w:firstLine="0"/>
       </w:pPr>
       <w:r>
         <w:rPr>
@@ -573,6 +759,8 @@
     <w:p>
       <w:pPr>
         <w:pStyle w:val="ListBullet"/>
+        <w:spacing w:line="360" w:lineRule="auto"/>
+        <w:ind w:firstLine="0"/>
       </w:pPr>
       <w:r>
         <w:rPr>
@@ -598,7 +786,8 @@
     <w:p/>
     <w:p>
       <w:pPr>
-        <w:spacing w:before="200" w:after="120"/>
+        <w:spacing w:before="240" w:after="120"/>
+        <w:ind w:firstLine="0"/>
       </w:pPr>
       <w:r>
         <w:rPr>
@@ -624,7 +813,8 @@
     </w:p>
     <w:p>
       <w:pPr>
-        <w:spacing w:before="200" w:after="120"/>
+        <w:spacing w:before="240" w:after="120"/>
+        <w:ind w:firstLine="0"/>
       </w:pPr>
       <w:r>
         <w:rPr>
@@ -819,7 +1009,8 @@
     </w:tbl>
     <w:p>
       <w:pPr>
-        <w:spacing w:before="200" w:after="120"/>
+        <w:spacing w:before="240" w:after="120"/>
+        <w:ind w:firstLine="0"/>
       </w:pPr>
       <w:r>
         <w:rPr>
@@ -850,7 +1041,7 @@
                     <pic:cNvPicPr/>
                   </pic:nvPicPr>
                   <pic:blipFill>
-                    <a:blip r:embed="rId9"/>
+                    <a:blip r:embed="rId10"/>
                     <a:stretch>
                       <a:fillRect/>
                     </a:stretch>
@@ -871,6 +1062,7 @@
     </w:p>
     <w:p>
       <w:pPr>
+        <w:spacing w:after="160"/>
         <w:jc w:val="center"/>
       </w:pPr>
       <w:r>
@@ -902,7 +1094,7 @@
                     <pic:cNvPicPr/>
                   </pic:nvPicPr>
                   <pic:blipFill>
-                    <a:blip r:embed="rId10"/>
+                    <a:blip r:embed="rId11"/>
                     <a:stretch>
                       <a:fillRect/>
                     </a:stretch>
@@ -923,6 +1115,7 @@
     </w:p>
     <w:p>
       <w:pPr>
+        <w:spacing w:after="160"/>
         <w:jc w:val="center"/>
       </w:pPr>
       <w:r>
@@ -936,7 +1129,8 @@
     </w:p>
     <w:p>
       <w:pPr>
-        <w:spacing w:before="200" w:after="120"/>
+        <w:spacing w:before="240" w:after="120"/>
+        <w:ind w:firstLine="0"/>
       </w:pPr>
       <w:r>
         <w:rPr>
@@ -2206,13 +2400,31 @@
     </w:p>
     <w:p/>
     <w:sectPr>
+      <w:footerReference w:type="default" r:id="rId9"/>
       <w:pgSz w:w="12240" w:h="15840"/>
       <w:pgMar w:top="1134" w:right="850" w:bottom="1134" w:left="1701" w:header="720" w:footer="720" w:gutter="0"/>
       <w:cols w:space="720"/>
+      <w:titlePg/>
       <w:docGrid w:linePitch="360"/>
     </w:sectPr>
   </w:body>
 </w:document>
+</file>
+
+<file path=word/footer1.xml><?xml version="1.0" encoding="utf-8"?>
+<w:ftr xmlns:m="http://schemas.openxmlformats.org/officeDocument/2006/math" xmlns:mc="http://schemas.openxmlformats.org/markup-compatibility/2006" xmlns:mo="http://schemas.microsoft.com/office/mac/office/2008/main" xmlns:mv="urn:schemas-microsoft-com:mac:vml" xmlns:o="urn:schemas-microsoft-com:office:office" xmlns:r="http://schemas.openxmlformats.org/officeDocument/2006/relationships" xmlns:v="urn:schemas-microsoft-com:vml" xmlns:w10="urn:schemas-microsoft-com:office:word" xmlns:w14="http://schemas.microsoft.com/office/word/2010/wordml" xmlns:w="http://schemas.openxmlformats.org/wordprocessingml/2006/main" xmlns:wne="http://schemas.microsoft.com/office/word/2006/wordml" xmlns:wp14="http://schemas.microsoft.com/office/word/2010/wordprocessingDrawing" xmlns:wp="http://schemas.openxmlformats.org/drawingml/2006/wordprocessingDrawing" xmlns:wpc="http://schemas.microsoft.com/office/word/2010/wordprocessingCanvas" xmlns:wpg="http://schemas.microsoft.com/office/word/2010/wordprocessingGroup" xmlns:wpi="http://schemas.microsoft.com/office/word/2010/wordprocessingInk" xmlns:wps="http://schemas.microsoft.com/office/word/2010/wordprocessingShape" mc:Ignorable="w14 wp14">
+  <w:p>
+    <w:pPr>
+      <w:pStyle w:val="Footer"/>
+      <w:jc w:val="center"/>
+    </w:pPr>
+    <w:r>
+      <w:fldChar w:fldCharType="begin"/>
+      <w:instrText xml:space="preserve">PAGE</w:instrText>
+      <w:fldChar w:fldCharType="end"/>
+    </w:r>
+  </w:p>
+</w:ftr>
 </file>
 
 <file path=word/numbering.xml><?xml version="1.0" encoding="utf-8"?>
@@ -2578,6 +2790,10 @@
     <w:name w:val="Normal"/>
     <w:qFormat/>
     <w:rsid w:val="00FC693F"/>
+    <w:pPr>
+      <w:spacing w:line="360" w:lineRule="auto"/>
+      <w:ind w:firstLine="709"/>
+    </w:pPr>
     <w:rPr>
       <w:rFonts w:ascii="Times New Roman" w:hAnsi="Times New Roman" w:eastAsia="Times New Roman"/>
       <w:sz w:val="28"/>
